--- a/presentations/kapitola_01_poznamky.docx
+++ b/presentations/kapitola_01_poznamky.docx
@@ -1529,7 +1529,7 @@
         <w:pStyle w:val="Seznamsodrkami"/>
       </w:pPr>
       <w:r>
-        <w:t>Synonyma: prediktor, explanační proměnná.</w:t>
+        <w:t>Synonyma: prediktor, vysvětlující proměnná.</w:t>
       </w:r>
     </w:p>
     <w:p>
